--- a/fit-thesis-format/assets/fit-economics-management-template.docx
+++ b/fit-thesis-format/assets/fit-economics-management-template.docx
@@ -436,7 +436,7 @@
                 <w:sz w:val="32"/>
                 <w:szCs w:val="32"/>
               </w:rPr>
-              <w:t>李四</w:t>
+              <w:t xml:space="preserve">  </w:t>
             </w:r>
             <w:r>
               <w:rPr>
@@ -536,7 +536,7 @@
                 <w:sz w:val="32"/>
                 <w:szCs w:val="32"/>
               </w:rPr>
-              <w:t>098605569</w:t>
+              <w:t xml:space="preserve">         </w:t>
             </w:r>
           </w:p>
         </w:tc>
@@ -18009,7 +18009,7 @@
 
 <file path=word/comments.xml><?xml version="1.0" encoding="utf-8"?>
 <w:comments xmlns:wpc="http://schemas.microsoft.com/office/word/2010/wordprocessingCanvas" xmlns:mc="http://schemas.openxmlformats.org/markup-compatibility/2006" xmlns:o="urn:schemas-microsoft-com:office:office" xmlns:r="http://schemas.openxmlformats.org/officeDocument/2006/relationships" xmlns:m="http://schemas.openxmlformats.org/officeDocument/2006/math" xmlns:v="urn:schemas-microsoft-com:vml" xmlns:wp14="http://schemas.microsoft.com/office/word/2010/wordprocessingDrawing" xmlns:wp="http://schemas.openxmlformats.org/drawingml/2006/wordprocessingDrawing" xmlns:w="http://schemas.openxmlformats.org/wordprocessingml/2006/main" xmlns:w14="http://schemas.microsoft.com/office/word/2010/wordml" xmlns:w15="http://schemas.microsoft.com/office/word/2012/wordml" xmlns:w10="urn:schemas-microsoft-com:office:word" xmlns:wpg="http://schemas.microsoft.com/office/word/2010/wordprocessingGroup" xmlns:wpi="http://schemas.microsoft.com/office/word/2010/wordprocessingInk" xmlns:wne="http://schemas.microsoft.com/office/word/2006/wordml" xmlns:wps="http://schemas.microsoft.com/office/word/2010/wordprocessingShape" xmlns:wpsCustomData="http://www.wps.cn/officeDocument/2013/wpsCustomData" mc:Ignorable="w14 w15 wp14">
-  <w:comment w:id="0" w:author="cindy [2]" w:date="2020-10-29T23:49:00Z" w:initials="">
+  <w:comment w:id="0" w:author="学校模板批注" w:date="2020-10-29T23:49:00Z" w:initials="">
     <w:p>
       <w:r>
         <w:rPr>
@@ -18073,7 +18073,7 @@
       </w:r>
     </w:p>
   </w:comment>
-  <w:comment w:id="1" w:author="cindy [2]" w:date="2020-10-29T23:49:00Z" w:initials="">
+  <w:comment w:id="1" w:author="学校模板批注" w:date="2020-10-29T23:49:00Z" w:initials="">
     <w:p>
       <w:pPr>
         <w:pStyle w:val="5"/>
@@ -18113,7 +18113,7 @@
       </w:r>
     </w:p>
   </w:comment>
-  <w:comment w:id="2" w:author="cindy" w:date="2021-09-01T16:23:12Z" w:initials="">
+  <w:comment w:id="2" w:author="学校模板批注" w:date="2021-09-01T16:23:12Z" w:initials="">
     <w:p>
       <w:pPr>
         <w:pStyle w:val="5"/>
@@ -18131,7 +18131,7 @@
       </w:r>
     </w:p>
   </w:comment>
-  <w:comment w:id="3" w:author="cindy [2]" w:date="2020-10-28T22:39:00Z" w:initials="">
+  <w:comment w:id="3" w:author="学校模板批注" w:date="2020-10-28T22:39:00Z" w:initials="">
     <w:p>
       <w:pPr>
         <w:pStyle w:val="5"/>
@@ -18155,7 +18155,7 @@
       </w:r>
     </w:p>
   </w:comment>
-  <w:comment w:id="4" w:author="cindy [2]" w:date="2020-10-28T23:44:00Z" w:initials="">
+  <w:comment w:id="4" w:author="学校模板批注" w:date="2020-10-28T23:44:00Z" w:initials="">
     <w:p>
       <w:pPr>
         <w:pStyle w:val="5"/>
@@ -18168,7 +18168,7 @@
       </w:r>
     </w:p>
   </w:comment>
-  <w:comment w:id="5" w:author="笛声悠扬" w:date="2022-04-21T15:54:54Z" w:initials="">
+  <w:comment w:id="5" w:author="学校模板批注" w:date="2022-04-21T15:54:54Z" w:initials="">
     <w:p>
       <w:pPr>
         <w:pStyle w:val="5"/>
@@ -18189,7 +18189,7 @@
       </w:r>
     </w:p>
   </w:comment>
-  <w:comment w:id="6" w:author="cindy [2]" w:date="2020-10-29T23:50:00Z" w:initials="">
+  <w:comment w:id="6" w:author="学校模板批注" w:date="2020-10-29T23:50:00Z" w:initials="">
     <w:p>
       <w:pPr>
         <w:pStyle w:val="5"/>
@@ -18202,7 +18202,7 @@
       </w:r>
     </w:p>
   </w:comment>
-  <w:comment w:id="7" w:author="test" w:date="2022-09-20T16:36:09Z" w:initials="">
+  <w:comment w:id="7" w:author="学校模板批注" w:date="2022-09-20T16:36:09Z" w:initials="">
     <w:p>
       <w:pPr>
         <w:pStyle w:val="5"/>
@@ -18220,7 +18220,7 @@
       </w:r>
     </w:p>
   </w:comment>
-  <w:comment w:id="8" w:author="Wenjuan" w:date="2020-09-27T23:00:00Z" w:initials="W">
+  <w:comment w:id="8" w:author="学校模板批注" w:date="2020-09-27T23:00:00Z" w:initials="">
     <w:p>
       <w:pPr>
         <w:pStyle w:val="5"/>
@@ -18342,7 +18342,7 @@
       </w:r>
     </w:p>
   </w:comment>
-  <w:comment w:id="9" w:author="cindy [2]" w:date="2021-04-22T22:40:00Z" w:initials="">
+  <w:comment w:id="9" w:author="学校模板批注" w:date="2021-04-22T22:40:00Z" w:initials="">
     <w:p>
       <w:pPr>
         <w:pStyle w:val="5"/>
@@ -18355,7 +18355,7 @@
       </w:r>
     </w:p>
   </w:comment>
-  <w:comment w:id="10" w:author="cindy" w:date="2021-10-19T08:54:44Z" w:initials="">
+  <w:comment w:id="10" w:author="学校模板批注" w:date="2021-10-19T08:54:44Z" w:initials="">
     <w:p>
       <w:pPr>
         <w:pStyle w:val="5"/>
@@ -18375,7 +18375,7 @@
       </w:r>
     </w:p>
   </w:comment>
-  <w:comment w:id="11" w:author="cindy [2]" w:date="2021-04-22T22:41:00Z" w:initials="">
+  <w:comment w:id="11" w:author="学校模板批注" w:date="2021-04-22T22:41:00Z" w:initials="">
     <w:p>
       <w:pPr>
         <w:pStyle w:val="5"/>
@@ -18393,7 +18393,7 @@
       </w:pPr>
     </w:p>
   </w:comment>
-  <w:comment w:id="12" w:author="cindy" w:date="2021-10-19T08:54:50Z" w:initials="">
+  <w:comment w:id="12" w:author="学校模板批注" w:date="2021-10-19T08:54:50Z" w:initials="">
     <w:p>
       <w:pPr>
         <w:pStyle w:val="5"/>
@@ -18412,7 +18412,7 @@
       </w:r>
     </w:p>
   </w:comment>
-  <w:comment w:id="13" w:author="cindy [2]" w:date="2020-10-29T08:59:00Z" w:initials="">
+  <w:comment w:id="13" w:author="学校模板批注" w:date="2020-10-29T08:59:00Z" w:initials="">
     <w:p>
       <w:pPr>
         <w:pStyle w:val="5"/>
@@ -18425,7 +18425,7 @@
       </w:r>
     </w:p>
   </w:comment>
-  <w:comment w:id="14" w:author="cindy [2]" w:date="2020-10-30T00:21:00Z" w:initials="">
+  <w:comment w:id="14" w:author="学校模板批注" w:date="2020-10-30T00:21:00Z" w:initials="">
     <w:p>
       <w:pPr>
         <w:pStyle w:val="5"/>
@@ -18455,7 +18455,7 @@
       </w:pPr>
     </w:p>
   </w:comment>
-  <w:comment w:id="15" w:author="cindy [2]" w:date="2020-10-30T00:22:00Z" w:initials="">
+  <w:comment w:id="15" w:author="学校模板批注" w:date="2020-10-30T00:22:00Z" w:initials="">
     <w:p>
       <w:pPr>
         <w:pStyle w:val="5"/>
@@ -18485,7 +18485,7 @@
       </w:pPr>
     </w:p>
   </w:comment>
-  <w:comment w:id="16" w:author="cindy [2]" w:date="2020-10-30T00:22:00Z" w:initials="">
+  <w:comment w:id="16" w:author="学校模板批注" w:date="2020-10-30T00:22:00Z" w:initials="">
     <w:p>
       <w:pPr>
         <w:spacing w:line="400" w:lineRule="exact"/>
@@ -18566,7 +18566,7 @@
       </w:pPr>
     </w:p>
   </w:comment>
-  <w:comment w:id="17" w:author="cindy [2]" w:date="2020-10-30T00:22:00Z" w:initials="">
+  <w:comment w:id="17" w:author="学校模板批注" w:date="2020-10-30T00:22:00Z" w:initials="">
     <w:p>
       <w:pPr>
         <w:pStyle w:val="5"/>
@@ -18743,7 +18743,7 @@
       </w:r>
     </w:p>
   </w:comment>
-  <w:comment w:id="18" w:author="cindy [2]" w:date="2020-10-30T00:22:00Z" w:initials="">
+  <w:comment w:id="18" w:author="学校模板批注" w:date="2020-10-30T00:22:00Z" w:initials="">
     <w:p>
       <w:pPr>
         <w:pStyle w:val="5"/>
@@ -18904,7 +18904,7 @@
       </w:r>
     </w:p>
   </w:comment>
-  <w:comment w:id="19" w:author="cindy [2]" w:date="2020-10-30T00:23:00Z" w:initials="">
+  <w:comment w:id="19" w:author="学校模板批注" w:date="2020-10-30T00:23:00Z" w:initials="">
     <w:p>
       <w:pPr>
         <w:spacing w:line="400" w:lineRule="exact"/>
@@ -18962,7 +18962,7 @@
       </w:pPr>
     </w:p>
   </w:comment>
-  <w:comment w:id="20" w:author="cindy [2]" w:date="2020-10-30T00:23:00Z" w:initials="">
+  <w:comment w:id="20" w:author="学校模板批注" w:date="2020-10-30T00:23:00Z" w:initials="">
     <w:p>
       <w:pPr>
         <w:pStyle w:val="5"/>
@@ -19084,7 +19084,7 @@
       </w:r>
     </w:p>
   </w:comment>
-  <w:comment w:id="21" w:author="cindy [2]" w:date="2020-10-30T00:23:00Z" w:initials="">
+  <w:comment w:id="21" w:author="学校模板批注" w:date="2020-10-30T00:23:00Z" w:initials="">
     <w:p>
       <w:pPr>
         <w:pStyle w:val="5"/>
@@ -19114,7 +19114,7 @@
       </w:pPr>
     </w:p>
   </w:comment>
-  <w:comment w:id="22" w:author="cindy [2]" w:date="2020-10-30T00:23:00Z" w:initials="">
+  <w:comment w:id="22" w:author="学校模板批注" w:date="2020-10-30T00:23:00Z" w:initials="">
     <w:p>
       <w:pPr>
         <w:pStyle w:val="5"/>
@@ -19144,7 +19144,7 @@
       </w:pPr>
     </w:p>
   </w:comment>
-  <w:comment w:id="23" w:author="cindy [2]" w:date="2020-10-30T00:23:00Z" w:initials="">
+  <w:comment w:id="23" w:author="学校模板批注" w:date="2020-10-30T00:23:00Z" w:initials="">
     <w:p>
       <w:pPr>
         <w:pStyle w:val="5"/>
@@ -19224,7 +19224,7 @@
       </w:pPr>
     </w:p>
   </w:comment>
-  <w:comment w:id="24" w:author="cindy" w:date="2021-10-13T16:47:52Z" w:initials="">
+  <w:comment w:id="24" w:author="学校模板批注" w:date="2021-10-13T16:47:52Z" w:initials="">
     <w:p>
       <w:pPr>
         <w:pStyle w:val="5"/>
@@ -19432,7 +19432,7 @@
       </w:r>
     </w:p>
   </w:comment>
-  <w:comment w:id="25" w:author="cindy [2]" w:date="2020-10-30T00:24:00Z" w:initials="">
+  <w:comment w:id="25" w:author="学校模板批注" w:date="2020-10-30T00:24:00Z" w:initials="">
     <w:p>
       <w:pPr>
         <w:pStyle w:val="5"/>
@@ -19461,7 +19461,7 @@
       </w:r>
     </w:p>
   </w:comment>
-  <w:comment w:id="26" w:author="cindy" w:date="2021-10-26T10:53:16Z" w:initials="">
+  <w:comment w:id="26" w:author="学校模板批注" w:date="2021-10-26T10:53:16Z" w:initials="">
     <w:p>
       <w:pPr>
         <w:pStyle w:val="5"/>
@@ -19479,7 +19479,7 @@
       </w:r>
     </w:p>
   </w:comment>
-  <w:comment w:id="27" w:author="cindy" w:date="2021-06-05T15:56:49Z" w:initials="">
+  <w:comment w:id="27" w:author="学校模板批注" w:date="2021-06-05T15:56:49Z" w:initials="">
     <w:p>
       <w:pPr>
         <w:pStyle w:val="5"/>
@@ -19560,7 +19560,7 @@
       </w:r>
     </w:p>
   </w:comment>
-  <w:comment w:id="28" w:author="cindy [2]" w:date="2020-10-30T00:24:00Z" w:initials="">
+  <w:comment w:id="28" w:author="学校模板批注" w:date="2020-10-30T00:24:00Z" w:initials="">
     <w:p>
       <w:pPr>
         <w:spacing w:line="400" w:lineRule="exact"/>
@@ -19619,7 +19619,7 @@
       </w:pPr>
     </w:p>
   </w:comment>
-  <w:comment w:id="29" w:author="cindy [2]" w:date="2020-10-30T00:24:00Z" w:initials="">
+  <w:comment w:id="29" w:author="学校模板批注" w:date="2020-10-30T00:24:00Z" w:initials="">
     <w:p>
       <w:pPr>
         <w:pStyle w:val="2"/>
@@ -19789,7 +19789,7 @@
       </w:pPr>
     </w:p>
   </w:comment>
-  <w:comment w:id="30" w:author="cindy [2]" w:date="2020-10-30T00:25:00Z" w:initials="">
+  <w:comment w:id="30" w:author="学校模板批注" w:date="2020-10-30T00:25:00Z" w:initials="">
     <w:p>
       <w:pPr>
         <w:pStyle w:val="5"/>
@@ -19854,7 +19854,7 @@
       </w:pPr>
     </w:p>
   </w:comment>
-  <w:comment w:id="31" w:author="经管院" w:date="2023-09-04T10:51:26Z" w:initials="">
+  <w:comment w:id="31" w:author="学校模板批注" w:date="2023-09-04T10:51:26Z" w:initials="">
     <w:p>
       <w:pPr>
         <w:spacing w:line="400" w:lineRule="exact"/>
@@ -19953,7 +19953,7 @@
       </w:pPr>
     </w:p>
   </w:comment>
-  <w:comment w:id="32" w:author="cindy [2]" w:date="2020-10-30T00:25:00Z" w:initials="">
+  <w:comment w:id="32" w:author="学校模板批注" w:date="2020-10-30T00:25:00Z" w:initials="">
     <w:p>
       <w:pPr>
         <w:pStyle w:val="5"/>
@@ -19989,7 +19989,7 @@
       </w:r>
     </w:p>
   </w:comment>
-  <w:comment w:id="33" w:author="cindy [2]" w:date="2020-10-30T00:26:00Z" w:initials="">
+  <w:comment w:id="33" w:author="学校模板批注" w:date="2020-10-30T00:26:00Z" w:initials="">
     <w:p>
       <w:pPr>
         <w:pStyle w:val="5"/>
@@ -20012,7 +20012,7 @@
       </w:r>
     </w:p>
   </w:comment>
-  <w:comment w:id="34" w:author="陈" w:date="2025-03-12T11:26:59Z" w:initials="">
+  <w:comment w:id="34" w:author="学校模板批注" w:date="2025-03-12T11:26:59Z" w:initials="">
     <w:p>
       <w:pPr>
         <w:pStyle w:val="5"/>
@@ -20098,7 +20098,7 @@
       </w:r>
     </w:p>
   </w:comment>
-  <w:comment w:id="35" w:author="经管院" w:date="2023-09-04T10:36:12Z" w:initials="">
+  <w:comment w:id="35" w:author="学校模板批注" w:date="2023-09-04T10:36:12Z" w:initials="">
     <w:p>
       <w:pPr>
         <w:pStyle w:val="5"/>
@@ -20131,7 +20131,7 @@
       </w:r>
     </w:p>
   </w:comment>
-  <w:comment w:id="36" w:author="经管院" w:date="2023-09-04T10:30:56Z" w:initials="">
+  <w:comment w:id="36" w:author="学校模板批注" w:date="2023-09-04T10:30:56Z" w:initials="">
     <w:p>
       <w:pPr>
         <w:pStyle w:val="5"/>
@@ -20404,7 +20404,7 @@
       </w:pPr>
     </w:p>
   </w:comment>
-  <w:comment w:id="37" w:author="经管院" w:date="2023-09-04T10:40:59Z" w:initials="">
+  <w:comment w:id="37" w:author="学校模板批注" w:date="2023-09-04T10:40:59Z" w:initials="">
     <w:p>
       <w:pPr>
         <w:pStyle w:val="5"/>
@@ -20469,7 +20469,7 @@
       </w:r>
     </w:p>
   </w:comment>
-  <w:comment w:id="38" w:author="cindy [2]" w:date="2020-10-30T00:27:00Z" w:initials="">
+  <w:comment w:id="38" w:author="学校模板批注" w:date="2020-10-30T00:27:00Z" w:initials="">
     <w:p>
       <w:pPr>
         <w:pStyle w:val="5"/>
@@ -20482,7 +20482,7 @@
       </w:r>
     </w:p>
   </w:comment>
-  <w:comment w:id="39" w:author="cindy [2]" w:date="2020-10-30T00:27:00Z" w:initials="">
+  <w:comment w:id="39" w:author="学校模板批注" w:date="2020-10-30T00:27:00Z" w:initials="">
     <w:p>
       <w:pPr>
         <w:pStyle w:val="5"/>
@@ -20538,7 +20538,7 @@
       </w:r>
     </w:p>
   </w:comment>
-  <w:comment w:id="40" w:author="经管院" w:date="2023-09-04T14:26:51Z" w:initials="">
+  <w:comment w:id="40" w:author="学校模板批注" w:date="2023-09-04T14:26:51Z" w:initials="">
     <w:p>
       <w:pPr>
         <w:pStyle w:val="5"/>
@@ -20604,7 +20604,7 @@
       </w:pPr>
     </w:p>
   </w:comment>
-  <w:comment w:id="41" w:author="经管院" w:date="2023-09-04T14:27:23Z" w:initials="">
+  <w:comment w:id="41" w:author="学校模板批注" w:date="2023-09-04T14:27:23Z" w:initials="">
     <w:p>
       <w:pPr>
         <w:adjustRightInd w:val="0"/>
@@ -20673,7 +20673,7 @@
       </w:pPr>
     </w:p>
   </w:comment>
-  <w:comment w:id="42" w:author="经管院" w:date="2023-09-04T14:32:18Z" w:initials="">
+  <w:comment w:id="42" w:author="学校模板批注" w:date="2023-09-04T14:32:18Z" w:initials="">
     <w:p>
       <w:pPr>
         <w:pStyle w:val="5"/>
@@ -20719,7 +20719,7 @@
       </w:r>
     </w:p>
   </w:comment>
-  <w:comment w:id="43" w:author="cindy [2]" w:date="2020-10-30T00:28:00Z" w:initials="">
+  <w:comment w:id="43" w:author="学校模板批注" w:date="2020-10-30T00:28:00Z" w:initials="">
     <w:p>
       <w:pPr>
         <w:pStyle w:val="5"/>
@@ -20834,7 +20834,7 @@
       </w:r>
     </w:p>
   </w:comment>
-  <w:comment w:id="44" w:author="cindy [2]" w:date="2020-10-30T00:27:00Z" w:initials="">
+  <w:comment w:id="44" w:author="学校模板批注" w:date="2020-10-30T00:27:00Z" w:initials="">
     <w:p>
       <w:pPr>
         <w:adjustRightInd w:val="0"/>
@@ -20898,7 +20898,7 @@
       </w:r>
     </w:p>
   </w:comment>
-  <w:comment w:id="45" w:author="test" w:date="2022-09-20T16:15:49Z" w:initials="">
+  <w:comment w:id="45" w:author="学校模板批注" w:date="2022-09-20T16:15:49Z" w:initials="">
     <w:p>
       <w:pPr>
         <w:pStyle w:val="5"/>
@@ -20923,7 +20923,7 @@
       </w:r>
     </w:p>
   </w:comment>
-  <w:comment w:id="46" w:author="cindy" w:date="2021-09-27T19:15:42Z" w:initials="">
+  <w:comment w:id="46" w:author="学校模板批注" w:date="2021-09-27T19:15:42Z" w:initials="">
     <w:p>
       <w:pPr>
         <w:pStyle w:val="5"/>
@@ -20963,7 +20963,7 @@
       </w:r>
     </w:p>
   </w:comment>
-  <w:comment w:id="47" w:author="cindy [2]" w:date="2020-10-30T00:28:00Z" w:initials="">
+  <w:comment w:id="47" w:author="学校模板批注" w:date="2020-10-30T00:28:00Z" w:initials="">
     <w:p>
       <w:pPr>
         <w:pStyle w:val="5"/>
@@ -21009,7 +21009,7 @@
       </w:r>
     </w:p>
   </w:comment>
-  <w:comment w:id="48" w:author="cindy [2]" w:date="2020-10-30T00:28:00Z" w:initials="">
+  <w:comment w:id="48" w:author="学校模板批注" w:date="2020-10-30T00:28:00Z" w:initials="">
     <w:p>
       <w:pPr>
         <w:pStyle w:val="5"/>
@@ -21064,7 +21064,7 @@
       </w:pPr>
     </w:p>
   </w:comment>
-  <w:comment w:id="49" w:author="Administrator" w:date="2022-10-12T14:37:26Z" w:initials="A">
+  <w:comment w:id="49" w:author="学校模板批注" w:date="2022-10-12T14:37:26Z" w:initials="">
     <w:p>
       <w:pPr>
         <w:pStyle w:val="5"/>
@@ -21121,7 +21121,7 @@
       </w:r>
     </w:p>
   </w:comment>
-  <w:comment w:id="50" w:author="cindy [2]" w:date="2020-11-03T21:31:00Z" w:initials="">
+  <w:comment w:id="50" w:author="学校模板批注" w:date="2020-11-03T21:31:00Z" w:initials="">
     <w:p>
       <w:pPr>
         <w:pStyle w:val="5"/>
@@ -21139,7 +21139,7 @@
       </w:pPr>
     </w:p>
   </w:comment>
-  <w:comment w:id="51" w:author="cindy [2]" w:date="2020-10-30T00:29:00Z" w:initials="">
+  <w:comment w:id="51" w:author="学校模板批注" w:date="2020-10-30T00:29:00Z" w:initials="">
     <w:p>
       <w:pPr>
         <w:pStyle w:val="5"/>
@@ -21181,7 +21181,7 @@
       </w:r>
     </w:p>
   </w:comment>
-  <w:comment w:id="52" w:author="cindy [2]" w:date="2020-10-30T00:29:00Z" w:initials="">
+  <w:comment w:id="52" w:author="学校模板批注" w:date="2020-10-30T00:29:00Z" w:initials="">
     <w:p>
       <w:pPr>
         <w:pStyle w:val="5"/>
@@ -21366,7 +21366,7 @@
       </w:r>
     </w:p>
   </w:comment>
-  <w:comment w:id="53" w:author="cindy [2]" w:date="2020-10-30T00:29:00Z" w:initials="">
+  <w:comment w:id="53" w:author="学校模板批注" w:date="2020-10-30T00:29:00Z" w:initials="">
     <w:p>
       <w:pPr>
         <w:pStyle w:val="5"/>
@@ -21505,7 +21505,7 @@
       </w:r>
     </w:p>
   </w:comment>
-  <w:comment w:id="54" w:author="cindy [2]" w:date="2020-10-30T00:29:00Z" w:initials="">
+  <w:comment w:id="54" w:author="学校模板批注" w:date="2020-10-30T00:29:00Z" w:initials="">
     <w:p>
       <w:pPr>
         <w:pStyle w:val="5"/>
@@ -21542,7 +21542,7 @@
       </w:r>
     </w:p>
   </w:comment>
-  <w:comment w:id="55" w:author="cindy [2]" w:date="2020-11-03T21:27:00Z" w:initials="">
+  <w:comment w:id="55" w:author="学校模板批注" w:date="2020-11-03T21:27:00Z" w:initials="">
     <w:p>
       <w:pPr>
         <w:pStyle w:val="5"/>
@@ -21555,7 +21555,7 @@
       </w:r>
     </w:p>
   </w:comment>
-  <w:comment w:id="56" w:author="cindy [2]" w:date="2020-11-03T21:28:00Z" w:initials="">
+  <w:comment w:id="56" w:author="学校模板批注" w:date="2020-11-03T21:28:00Z" w:initials="">
     <w:p>
       <w:pPr>
         <w:pStyle w:val="5"/>
@@ -21592,7 +21592,7 @@
       </w:r>
     </w:p>
   </w:comment>
-  <w:comment w:id="57" w:author="cindy [2]" w:date="2020-11-03T21:31:00Z" w:initials="">
+  <w:comment w:id="57" w:author="学校模板批注" w:date="2020-11-03T21:31:00Z" w:initials="">
     <w:p>
       <w:pPr>
         <w:pStyle w:val="5"/>
@@ -21610,7 +21610,7 @@
       </w:pPr>
     </w:p>
   </w:comment>
-  <w:comment w:id="58" w:author="cindy [2]" w:date="2020-10-30T00:30:00Z" w:initials="">
+  <w:comment w:id="58" w:author="学校模板批注" w:date="2020-10-30T00:30:00Z" w:initials="">
     <w:p>
       <w:pPr>
         <w:pStyle w:val="5"/>
@@ -21645,7 +21645,7 @@
       </w:pPr>
     </w:p>
   </w:comment>
-  <w:comment w:id="59" w:author="经管院" w:date="2023-09-04T15:10:27Z" w:initials="">
+  <w:comment w:id="59" w:author="学校模板批注" w:date="2023-09-04T15:10:27Z" w:initials="">
     <w:p>
       <w:pPr>
         <w:pStyle w:val="5"/>
@@ -21658,7 +21658,7 @@
       </w:r>
     </w:p>
   </w:comment>
-  <w:comment w:id="60" w:author="经管院" w:date="2023-09-04T15:26:57Z" w:initials="">
+  <w:comment w:id="60" w:author="学校模板批注" w:date="2023-09-04T15:26:57Z" w:initials="">
     <w:p>
       <w:pPr>
         <w:pStyle w:val="5"/>
@@ -21676,7 +21676,7 @@
       </w:r>
     </w:p>
   </w:comment>
-  <w:comment w:id="61" w:author="经管院" w:date="2023-09-04T15:14:17Z" w:initials="">
+  <w:comment w:id="61" w:author="学校模板批注" w:date="2023-09-04T15:14:17Z" w:initials="">
     <w:p>
       <w:pPr>
         <w:pStyle w:val="5"/>
@@ -21694,7 +21694,7 @@
       </w:pPr>
     </w:p>
   </w:comment>
-  <w:comment w:id="62" w:author="经管院" w:date="2023-09-04T15:14:56Z" w:initials="">
+  <w:comment w:id="62" w:author="学校模板批注" w:date="2023-09-04T15:14:56Z" w:initials="">
     <w:p>
       <w:pPr>
         <w:pStyle w:val="5"/>
@@ -21720,7 +21720,7 @@
       </w:r>
     </w:p>
   </w:comment>
-  <w:comment w:id="63" w:author="cindy [2]" w:date="2020-11-03T21:31:00Z" w:initials="">
+  <w:comment w:id="63" w:author="学校模板批注" w:date="2020-11-03T21:31:00Z" w:initials="">
     <w:p>
       <w:pPr>
         <w:pStyle w:val="5"/>
@@ -21733,7 +21733,7 @@
       </w:r>
     </w:p>
   </w:comment>
-  <w:comment w:id="64" w:author="cindy [2]" w:date="2020-10-30T00:31:00Z" w:initials="">
+  <w:comment w:id="64" w:author="学校模板批注" w:date="2020-10-30T00:31:00Z" w:initials="">
     <w:p>
       <w:pPr>
         <w:pStyle w:val="5"/>
@@ -21746,7 +21746,7 @@
       </w:r>
     </w:p>
   </w:comment>
-  <w:comment w:id="65" w:author="cindy [2]" w:date="2020-11-03T21:30:00Z" w:initials="">
+  <w:comment w:id="65" w:author="学校模板批注" w:date="2020-11-03T21:30:00Z" w:initials="">
     <w:p>
       <w:pPr>
         <w:pStyle w:val="5"/>
@@ -21759,7 +21759,7 @@
       </w:r>
     </w:p>
   </w:comment>
-  <w:comment w:id="66" w:author="cindy [2]" w:date="2020-10-30T00:31:00Z" w:initials="">
+  <w:comment w:id="66" w:author="学校模板批注" w:date="2020-10-30T00:31:00Z" w:initials="">
     <w:p>
       <w:pPr>
         <w:spacing w:line="400" w:lineRule="exact"/>
@@ -21785,7 +21785,7 @@
       </w:r>
     </w:p>
   </w:comment>
-  <w:comment w:id="67" w:author="cindy [2]" w:date="2020-10-30T00:31:00Z" w:initials="">
+  <w:comment w:id="67" w:author="学校模板批注" w:date="2020-10-30T00:31:00Z" w:initials="">
     <w:p>
       <w:pPr>
         <w:pStyle w:val="2"/>
@@ -21919,7 +21919,7 @@
       </w:r>
     </w:p>
   </w:comment>
-  <w:comment w:id="68" w:author="cindy [2]" w:date="2020-10-30T00:31:00Z" w:initials="">
+  <w:comment w:id="68" w:author="学校模板批注" w:date="2020-10-30T00:31:00Z" w:initials="">
     <w:p>
       <w:pPr>
         <w:pStyle w:val="5"/>
@@ -21957,7 +21957,7 @@
       </w:r>
     </w:p>
   </w:comment>
-  <w:comment w:id="69" w:author="cindy [2]" w:date="2020-11-03T21:29:00Z" w:initials="">
+  <w:comment w:id="69" w:author="学校模板批注" w:date="2020-11-03T21:29:00Z" w:initials="">
     <w:p>
       <w:pPr>
         <w:pStyle w:val="5"/>
@@ -21970,7 +21970,7 @@
       </w:r>
     </w:p>
   </w:comment>
-  <w:comment w:id="70" w:author="cindy [2]" w:date="2020-10-30T00:31:00Z" w:initials="">
+  <w:comment w:id="70" w:author="学校模板批注" w:date="2020-10-30T00:31:00Z" w:initials="">
     <w:p>
       <w:pPr>
         <w:pStyle w:val="5"/>
@@ -21995,7 +21995,7 @@
       </w:r>
     </w:p>
   </w:comment>
-  <w:comment w:id="71" w:author="cindy [2]" w:date="2020-10-30T00:32:00Z" w:initials="">
+  <w:comment w:id="71" w:author="学校模板批注" w:date="2020-10-30T00:32:00Z" w:initials="">
     <w:p>
       <w:pPr>
         <w:pStyle w:val="5"/>
@@ -22081,7 +22081,7 @@
       </w:r>
     </w:p>
   </w:comment>
-  <w:comment w:id="72" w:author="cindy [2]" w:date="2020-10-30T00:32:00Z" w:initials="">
+  <w:comment w:id="72" w:author="学校模板批注" w:date="2020-10-30T00:32:00Z" w:initials="">
     <w:p>
       <w:pPr>
         <w:pStyle w:val="37"/>
@@ -22412,7 +22412,7 @@
       </w:r>
     </w:p>
   </w:comment>
-  <w:comment w:id="73" w:author="cindy [2]" w:date="2020-10-30T00:32:00Z" w:initials="">
+  <w:comment w:id="73" w:author="学校模板批注" w:date="2020-10-30T00:32:00Z" w:initials="">
     <w:p>
       <w:pPr>
         <w:pStyle w:val="5"/>
@@ -22445,7 +22445,7 @@
       </w:r>
     </w:p>
   </w:comment>
-  <w:comment w:id="74" w:author="test" w:date="2022-10-07T10:00:06Z" w:initials="">
+  <w:comment w:id="74" w:author="学校模板批注" w:date="2022-10-07T10:00:06Z" w:initials="">
     <w:p>
       <w:pPr>
         <w:pStyle w:val="5"/>
@@ -22459,7 +22459,7 @@
       </w:r>
     </w:p>
   </w:comment>
-  <w:comment w:id="75" w:author="cindy [2]" w:date="2020-10-30T00:32:00Z" w:initials="">
+  <w:comment w:id="75" w:author="学校模板批注" w:date="2020-10-30T00:32:00Z" w:initials="">
     <w:p>
       <w:pPr>
         <w:pStyle w:val="5"/>
@@ -22489,7 +22489,7 @@
       </w:pPr>
     </w:p>
   </w:comment>
-  <w:comment w:id="76" w:author="cindy [2]" w:date="2020-10-30T00:32:00Z" w:initials="">
+  <w:comment w:id="76" w:author="学校模板批注" w:date="2020-10-30T00:32:00Z" w:initials="">
     <w:p>
       <w:pPr>
         <w:pStyle w:val="5"/>
@@ -22552,7 +22552,7 @@
       </w:r>
     </w:p>
   </w:comment>
-  <w:comment w:id="77" w:author="cindy [2]" w:date="2020-10-30T00:33:00Z" w:initials="">
+  <w:comment w:id="77" w:author="学校模板批注" w:date="2020-10-30T00:33:00Z" w:initials="">
     <w:p>
       <w:pPr>
         <w:pStyle w:val="5"/>
@@ -22589,7 +22589,7 @@
       </w:pPr>
     </w:p>
   </w:comment>
-  <w:comment w:id="78" w:author="cindy" w:date="2021-09-27T16:23:10Z" w:initials="">
+  <w:comment w:id="78" w:author="学校模板批注" w:date="2021-09-27T16:23:10Z" w:initials="">
     <w:p>
       <w:pPr>
         <w:pStyle w:val="5"/>
@@ -22624,7 +22624,7 @@
       </w:r>
     </w:p>
   </w:comment>
-  <w:comment w:id="79" w:author="cindy" w:date="2021-09-27T12:46:40Z" w:initials="">
+  <w:comment w:id="79" w:author="学校模板批注" w:date="2021-09-27T12:46:40Z" w:initials="">
     <w:p>
       <w:pPr>
         <w:pStyle w:val="5"/>
@@ -22668,7 +22668,7 @@
       </w:r>
     </w:p>
   </w:comment>
-  <w:comment w:id="80" w:author="cindy" w:date="2021-09-27T12:43:56Z" w:initials="">
+  <w:comment w:id="80" w:author="学校模板批注" w:date="2021-09-27T12:43:56Z" w:initials="">
     <w:p>
       <w:pPr>
         <w:spacing w:line="400" w:lineRule="exact"/>
@@ -22755,7 +22755,7 @@
       </w:r>
     </w:p>
   </w:comment>
-  <w:comment w:id="81" w:author="cindy" w:date="2021-09-27T12:46:48Z" w:initials="">
+  <w:comment w:id="81" w:author="学校模板批注" w:date="2021-09-27T12:46:48Z" w:initials="">
     <w:p>
       <w:pPr>
         <w:pStyle w:val="5"/>
@@ -22773,7 +22773,7 @@
       </w:r>
     </w:p>
   </w:comment>
-  <w:comment w:id="82" w:author="cindy [2]" w:date="2020-11-03T21:29:00Z" w:initials="">
+  <w:comment w:id="82" w:author="学校模板批注" w:date="2020-11-03T21:29:00Z" w:initials="">
     <w:p>
       <w:pPr>
         <w:pStyle w:val="5"/>
@@ -23666,35 +23666,6 @@
     <w:abstractNumId w:val="2"/>
   </w:num>
 </w:numbering>
-</file>
-
-<file path=word/people.xml><?xml version="1.0" encoding="utf-8"?>
-<w15:people xmlns:wpc="http://schemas.microsoft.com/office/word/2010/wordprocessingCanvas" xmlns:mc="http://schemas.openxmlformats.org/markup-compatibility/2006" xmlns:o="urn:schemas-microsoft-com:office:office" xmlns:r="http://schemas.openxmlformats.org/officeDocument/2006/relationships" xmlns:m="http://schemas.openxmlformats.org/officeDocument/2006/math" xmlns:v="urn:schemas-microsoft-com:vml" xmlns:wp14="http://schemas.microsoft.com/office/word/2010/wordprocessingDrawing" xmlns:wp="http://schemas.openxmlformats.org/drawingml/2006/wordprocessingDrawing" xmlns:w="http://schemas.openxmlformats.org/wordprocessingml/2006/main" xmlns:w14="http://schemas.microsoft.com/office/word/2010/wordml" xmlns:w15="http://schemas.microsoft.com/office/word/2012/wordml" xmlns:w10="urn:schemas-microsoft-com:office:word" xmlns:wpg="http://schemas.microsoft.com/office/word/2010/wordprocessingGroup" xmlns:wpi="http://schemas.microsoft.com/office/word/2010/wordprocessingInk" xmlns:wne="http://schemas.microsoft.com/office/word/2006/wordml" xmlns:wps="http://schemas.microsoft.com/office/word/2010/wordprocessingShape" xmlns:wpsCustomData="http://www.wps.cn/officeDocument/2013/wpsCustomData" mc:Ignorable="w14 w15 wp14">
-  <w15:person w15:author="cindy [2]">
-    <w15:presenceInfo w15:providerId="None" w15:userId="cindy"/>
-  </w15:person>
-  <w15:person w15:author="cindy">
-    <w15:presenceInfo w15:providerId="WPS Office" w15:userId="1082564210"/>
-  </w15:person>
-  <w15:person w15:author="笛声悠扬">
-    <w15:presenceInfo w15:providerId="WPS Office" w15:userId="9750988973"/>
-  </w15:person>
-  <w15:person w15:author="test">
-    <w15:presenceInfo w15:providerId="WPS Office" w15:userId="11680228338"/>
-  </w15:person>
-  <w15:person w15:author="Wenjuan">
-    <w15:presenceInfo w15:providerId="None" w15:userId="Wenjuan"/>
-  </w15:person>
-  <w15:person w15:author="经管院">
-    <w15:presenceInfo w15:providerId="WPS Office" w15:userId="1345855064"/>
-  </w15:person>
-  <w15:person w15:author="陈">
-    <w15:presenceInfo w15:providerId="WPS Office" w15:userId="3829186604"/>
-  </w15:person>
-  <w15:person w15:author="Administrator">
-    <w15:presenceInfo w15:providerId="None" w15:userId="Administrator"/>
-  </w15:person>
-</w15:people>
 </file>
 
 <file path=word/styles.xml><?xml version="1.0" encoding="utf-8"?>
